--- a/HAP/manuscript_submission/declaration_competing_interests.docx
+++ b/HAP/manuscript_submission/declaration_competing_interests.docx
@@ -18,15 +18,6 @@
       </w:pPr>
       <w:r>
         <w:t xml:space="preserve">The author declares that he has no known competing financial interests or personal relationships that could have appeared to influence the work reported in this paper.</w:t>
-      </w:r>
-    </w:p>
-    <w:p>
-      <w:pPr>
-        <w:jc w:val="both"/>
-        <w:pStyle w:val="BodyText"/>
-      </w:pPr>
-      <w:r>
-        <w:t xml:space="preserve">The author is not and has not been an editor or editorial board member of Psychoneuroendocrinology.</w:t>
       </w:r>
     </w:p>
     <w:p>
@@ -61,7 +52,7 @@
         <w:t xml:space="preserve"> </w:t>
       </w:r>
       <w:r>
-        <w:t xml:space="preserve">15 June 2026</w:t>
+        <w:t xml:space="preserve">18 June 2026</w:t>
       </w:r>
     </w:p>
     <w:sectPr>
